--- a/informes-growth/toast-2026-10-14/Toast - growth - 2026-10-14.docx
+++ b/informes-growth/toast-2026-10-14/Toast - growth - 2026-10-14.docx
@@ -4758,7 +4758,7 @@
         <w:t xml:space="preserve">informes-growth/cartera-growth.md</w:t>
       </w:r>
       <w:r>
-        <w:t xml:space="preserve">): cartera value propuesta de ~29.800 EUR sin liquidez libre. El</w:t>
+        <w:t xml:space="preserve">): cartera value propuesta sin liquidez libre. El</w:t>
       </w:r>
       <w:r>
         <w:t xml:space="preserve"> </w:t>
@@ -5231,7 +5231,7 @@
           <w:bCs/>
           <w:b/>
         </w:rPr>
-        <w:t xml:space="preserve">3,5 % (~1.040 EUR, ~40 acciones a ~1,16 USD/EUR)</w:t>
+        <w:t xml:space="preserve">3,5 %, ~40 acciones a ~1,16 USD/EUR)</w:t>
       </w:r>
       <w:r>
         <w:t xml:space="preserve">. En dos tramos: la mitad con límite de</w:t>

--- a/informes-growth/toast-2026-10-14/Toast - growth - 2026-10-14.docx
+++ b/informes-growth/toast-2026-10-14/Toast - growth - 2026-10-14.docx
@@ -20,104 +20,31 @@
           <w:bCs/>
           <w:b/>
         </w:rPr>
-        <w:t xml:space="preserve">Señal (método v7): Comprar (convicción baja)</w:t>
-      </w:r>
-      <w:r>
-        <w:t xml:space="preserve"> </w:t>
-      </w:r>
-      <w:r>
-        <w:t xml:space="preserve">· Puntuación 62,8/100 · Señales de cambio de tendencia 3/8 · EV/beneficio bruto 7,8x</w:t>
-      </w:r>
-      <w:r>
-        <w:t xml:space="preserve"> </w:t>
-      </w:r>
-      <w:r>
-        <w:t xml:space="preserve">Precio 30,89 USD (cierre del 13-oct) · Objetivo 12 m 35,2 USD (ponderada +14,0 %, base +16,3 %, bajista −37,6 %, alcista +60,7 %) · Compra hasta 33,5 USD</w:t>
-      </w:r>
-      <w:r>
-        <w:t xml:space="preserve"> </w:t>
-      </w:r>
-      <w:r>
-        <w:t xml:space="preserve">Peso orientativo: 3,5 % según la regla.</w:t>
-      </w:r>
-      <w:r>
-        <w:t xml:space="preserve"> </w:t>
-      </w:r>
-      <w:r>
-        <w:rPr>
-          <w:bCs/>
-          <w:b/>
-        </w:rPr>
-        <w:t xml:space="preserve">Hoy no entra</w:t>
-      </w:r>
-      <w:r>
-        <w:t xml:space="preserve">: el bolsillo growth está lleno y no supera a ninguna de las cinco. Queda</w:t>
-      </w:r>
-      <w:r>
-        <w:t xml:space="preserve"> </w:t>
-      </w:r>
-      <w:r>
-        <w:rPr>
-          <w:bCs/>
-          <w:b/>
-        </w:rPr>
-        <w:t xml:space="preserve">suplente nº 4</w:t>
-      </w:r>
-      <w:r>
-        <w:t xml:space="preserve">.</w:t>
-      </w:r>
-    </w:p>
-    <w:p>
-      <w:pPr>
-        <w:pStyle w:val="BlockText"/>
-      </w:pPr>
-      <w:r>
-        <w:rPr>
-          <w:bCs/>
-          <w:b/>
-        </w:rPr>
-        <w:t xml:space="preserve">Calculado con el método v7</w:t>
-      </w:r>
-      <w:r>
-        <w:t xml:space="preserve"> </w:t>
-      </w:r>
-      <w:r>
-        <w:t xml:space="preserve">(</w:t>
-      </w:r>
-      <w:r>
-        <w:rPr>
-          <w:rStyle w:val="VerbatimChar"/>
-        </w:rPr>
-        <w:t xml:space="preserve">verticales/growth/metodo.md</w:t>
-      </w:r>
-      <w:r>
-        <w:t xml:space="preserve">).</w:t>
-      </w:r>
-      <w:r>
-        <w:t xml:space="preserve"> </w:t>
-      </w:r>
-      <w:r>
-        <w:rPr>
-          <w:bCs/>
-          <w:b/>
-        </w:rPr>
-        <w:t xml:space="preserve">Qué se toma como ventas</w:t>
-      </w:r>
-      <w:r>
-        <w:t xml:space="preserve">: los ingresos GAAP en bruto, como en Shopify. Incluyen el importe entero de las comisiones de pago; la parte que va a bancos y redes de tarjetas (interchange) entra en el coste. Por eso el margen bruto es solo del 26,7 % y el filtro que manda es</w:t>
-      </w:r>
-      <w:r>
-        <w:t xml:space="preserve"> </w:t>
-      </w:r>
-      <w:r>
-        <w:rPr>
-          <w:bCs/>
-          <w:b/>
-        </w:rPr>
-        <w:t xml:space="preserve">EV/beneficio bruto (7,8x frente al tope de 35x)</w:t>
-      </w:r>
-      <w:r>
-        <w:t xml:space="preserve">, no el EV/ventas. Las ventas del año objetivo salen de la regla mecánica (10.131 M USD en el base, partiendo de +23,8 %). El múltiplo es el de hoy rebajado por la desaceleración: 1,2x / 2,0x / 2,6x EV/ventas NTM. La proyección propia (8.383 / 9.634 / 10.292 M) es solo contraste.</w:t>
+        <w:t xml:space="preserve">Señal (método vigente v11): Comprar (convicción baja)</w:t>
+      </w:r>
+      <w:r>
+        <w:t xml:space="preserve"> </w:t>
+      </w:r>
+      <w:r>
+        <w:t xml:space="preserve">· Puntuación 62,8/100 · Señales de cambio de tendencia 3/8 · EV/ventas NTM 2,1 veces</w:t>
+      </w:r>
+      <w:r>
+        <w:t xml:space="preserve"> </w:t>
+      </w:r>
+      <w:r>
+        <w:t xml:space="preserve">Precio 30,89 USD (fecha del informe) · Objetivo 12 m 33,8 USD · Ponderada +9,3 % · Base +11,1 % · Bajista −37,6 % · Alcista +52,6 % · Compra hasta 32,1 USD</w:t>
+      </w:r>
+      <w:r>
+        <w:t xml:space="preserve"> </w:t>
+      </w:r>
+      <w:r>
+        <w:t xml:space="preserve">Peso orientativo: 3.5 % de la cartera · Por qué: cumple todos los requisitos de compra</w:t>
+      </w:r>
+      <w:r>
+        <w:t xml:space="preserve"> </w:t>
+      </w:r>
+      <w:r>
+        <w:t xml:space="preserve">Cabecera rehecha con la v11 el 15-oct (auditoría de homogeneidad). Antes decía (método v7): Comprar (convicción baja). El texto de abajo puede citar cifras de esa versión anterior; mandan las de esta cabecera.</w:t>
       </w:r>
     </w:p>
     <w:p>
